--- a/data/exports/kcet-wave-optics_revision_notes.docx
+++ b/data/exports/kcet-wave-optics_revision_notes.docx
@@ -189,7 +189,7 @@
                 <w:color w:val="2D3748"/>
                 <w:sz w:val="19"/>
               </w:rPr>
-              <w:t>Kcet Wave Optics - Core Application</w:t>
+              <w:t>Huygens' Principle &amp; Interference (YDSE)</w:t>
             </w:r>
           </w:p>
         </w:tc>
@@ -209,7 +209,7 @@
               <w:rPr>
                 <w:sz w:val="19"/>
               </w:rPr>
-              <w:t>26 PYQs</w:t>
+              <w:t>15 PYQs</w:t>
             </w:r>
           </w:p>
         </w:tc>
@@ -230,7 +230,94 @@
                 <w:color w:val="718096"/>
                 <w:sz w:val="19"/>
               </w:rPr>
-              <w:t>General Concept</w:t>
+              <w:t>Interference</w:t>
+            </w:r>
+          </w:p>
+        </w:tc>
+      </w:tr>
+      <w:tr>
+        <w:tc>
+          <w:tcPr>
+            <w:tcW w:type="dxa" w:w="2160"/>
+            <w:shd w:fill="FFFFFF"/>
+            <w:tcMar>
+              <w:top w:w="80" w:type="dxa"/>
+              <w:bottom w:w="80" w:type="dxa"/>
+              <w:left w:w="150" w:type="dxa"/>
+              <w:right w:w="150" w:type="dxa"/>
+            </w:tcMar>
+          </w:tcPr>
+          <w:p>
+            <w:r>
+              <w:rPr>
+                <w:b/>
+                <w:color w:val="C53030"/>
+                <w:sz w:val="19"/>
+              </w:rPr>
+              <w:t>Very High</w:t>
+            </w:r>
+          </w:p>
+        </w:tc>
+        <w:tc>
+          <w:tcPr>
+            <w:tcW w:type="dxa" w:w="4320"/>
+            <w:shd w:fill="FFFFFF"/>
+            <w:tcMar>
+              <w:top w:w="80" w:type="dxa"/>
+              <w:bottom w:w="80" w:type="dxa"/>
+              <w:left w:w="150" w:type="dxa"/>
+              <w:right w:w="150" w:type="dxa"/>
+            </w:tcMar>
+          </w:tcPr>
+          <w:p>
+            <w:r>
+              <w:rPr>
+                <w:b/>
+                <w:color w:val="2D3748"/>
+                <w:sz w:val="19"/>
+              </w:rPr>
+              <w:t>Diffraction &amp; Polarization (Brewster's &amp; Malus' Law)</w:t>
+            </w:r>
+          </w:p>
+        </w:tc>
+        <w:tc>
+          <w:tcPr>
+            <w:tcW w:type="dxa" w:w="1728"/>
+            <w:shd w:fill="FFFFFF"/>
+            <w:tcMar>
+              <w:top w:w="80" w:type="dxa"/>
+              <w:bottom w:w="80" w:type="dxa"/>
+              <w:left w:w="150" w:type="dxa"/>
+              <w:right w:w="150" w:type="dxa"/>
+            </w:tcMar>
+          </w:tcPr>
+          <w:p>
+            <w:r>
+              <w:rPr>
+                <w:sz w:val="19"/>
+              </w:rPr>
+              <w:t>15 PYQs</w:t>
+            </w:r>
+          </w:p>
+        </w:tc>
+        <w:tc>
+          <w:tcPr>
+            <w:tcW w:type="dxa" w:w="1872"/>
+            <w:shd w:fill="FFFFFF"/>
+            <w:tcMar>
+              <w:top w:w="80" w:type="dxa"/>
+              <w:bottom w:w="80" w:type="dxa"/>
+              <w:left w:w="150" w:type="dxa"/>
+              <w:right w:w="150" w:type="dxa"/>
+            </w:tcMar>
+          </w:tcPr>
+          <w:p>
+            <w:r>
+              <w:rPr>
+                <w:color w:val="718096"/>
+                <w:sz w:val="19"/>
+              </w:rPr>
+              <w:t>Diffraction &amp; Polarization</w:t>
             </w:r>
           </w:p>
         </w:tc>
@@ -311,6 +398,98 @@
           </w:p>
         </w:tc>
       </w:tr>
+      <w:tr>
+        <w:tc>
+          <w:tcPr>
+            <w:tcW w:type="dxa" w:w="3600"/>
+            <w:shd w:fill="F7FAFC"/>
+            <w:tcMar>
+              <w:top w:w="100" w:type="dxa"/>
+              <w:bottom w:w="100" w:type="dxa"/>
+              <w:left w:w="150" w:type="dxa"/>
+              <w:right w:w="150" w:type="dxa"/>
+            </w:tcMar>
+          </w:tcPr>
+          <w:p>
+            <w:r>
+              <w:rPr>
+                <w:b/>
+                <w:color w:val="1A365D"/>
+                <w:sz w:val="19"/>
+              </w:rPr>
+              <w:t>Huygens' Principle &amp; Interference (YDSE)</w:t>
+            </w:r>
+          </w:p>
+        </w:tc>
+        <w:tc>
+          <w:tcPr>
+            <w:tcW w:type="dxa" w:w="6480"/>
+            <w:shd w:fill="F7FAFC"/>
+            <w:tcMar>
+              <w:top w:w="100" w:type="dxa"/>
+              <w:bottom w:w="100" w:type="dxa"/>
+              <w:left w:w="150" w:type="dxa"/>
+              <w:right w:w="150" w:type="dxa"/>
+            </w:tcMar>
+          </w:tcPr>
+          <w:p>
+            <w:r>
+              <w:rPr>
+                <w:rFonts w:ascii="Cambria Math" w:hAnsi="Cambria Math"/>
+                <w:color w:val="2D3748"/>
+                <w:sz w:val="19"/>
+              </w:rPr>
+              <w:t>\Delta x = \frac{y d}{D}, \quad \beta = \frac{\lambda D}{d}, \quad I_{\text{max}} = (\sqrt{I_1} + \sqrt{I_2})^2, \quad \text{Shift due to slab} = \frac{(\mu - 1)t D}{d}</w:t>
+            </w:r>
+          </w:p>
+        </w:tc>
+      </w:tr>
+      <w:tr>
+        <w:tc>
+          <w:tcPr>
+            <w:tcW w:type="dxa" w:w="3600"/>
+            <w:shd w:fill="FFFFFF"/>
+            <w:tcMar>
+              <w:top w:w="100" w:type="dxa"/>
+              <w:bottom w:w="100" w:type="dxa"/>
+              <w:left w:w="150" w:type="dxa"/>
+              <w:right w:w="150" w:type="dxa"/>
+            </w:tcMar>
+          </w:tcPr>
+          <w:p>
+            <w:r>
+              <w:rPr>
+                <w:b/>
+                <w:color w:val="1A365D"/>
+                <w:sz w:val="19"/>
+              </w:rPr>
+              <w:t>Diffraction &amp; Polarization (Brewster's &amp; Malus' Law)</w:t>
+            </w:r>
+          </w:p>
+        </w:tc>
+        <w:tc>
+          <w:tcPr>
+            <w:tcW w:type="dxa" w:w="6480"/>
+            <w:shd w:fill="FFFFFF"/>
+            <w:tcMar>
+              <w:top w:w="100" w:type="dxa"/>
+              <w:bottom w:w="100" w:type="dxa"/>
+              <w:left w:w="150" w:type="dxa"/>
+              <w:right w:w="150" w:type="dxa"/>
+            </w:tcMar>
+          </w:tcPr>
+          <w:p>
+            <w:r>
+              <w:rPr>
+                <w:rFonts w:ascii="Cambria Math" w:hAnsi="Cambria Math"/>
+                <w:color w:val="2D3748"/>
+                <w:sz w:val="19"/>
+              </w:rPr>
+              <w:t>a\sin\theta = n\lambda \text{ (minima)}, \quad \beta_0 = \frac{2\lambda D}{a} \text{ (central max)}, \quad I = I_0 \cos^2\theta \text{ (Malus)}, \quad \tan i_p = \mu \text{ (Brewster)}</w:t>
+            </w:r>
+          </w:p>
+        </w:tc>
+      </w:tr>
     </w:tbl>
     <w:p>
       <w:pPr>
@@ -338,7 +517,7 @@
           <w:color w:val="2B6CB0"/>
           <w:sz w:val="24"/>
         </w:rPr>
-        <w:t>3.1 Kcet Wave Optics - Core Application (Very High Yield — 26 PYQs)</w:t>
+        <w:t>3.1 Huygens' Principle &amp; Interference (YDSE) (Very High Yield — 15 PYQs)</w:t>
       </w:r>
     </w:p>
     <w:p>
@@ -353,7 +532,7 @@
         <w:rPr>
           <w:sz w:val="20"/>
         </w:rPr>
-        <w:t>Key problem pattern in Kcet Wave Optics.</w:t>
+        <w:t>Wavefront geometry, Young's double slit interference, fringe width β = λ D/d, and fringe shift on introducing thin mica sheet.</w:t>
       </w:r>
     </w:p>
     <w:tbl>
@@ -391,7 +570,7 @@
                 <w:color w:val="2D3748"/>
                 <w:sz w:val="19"/>
               </w:rPr>
-              <w:t>Watch for algebraic and sign errors.</w:t>
+              <w:t>Fringe width β depends on wavelength (β \propto λ). If YDSE is immersed in water (μ = 4/3), fringe width decreases by factor of 4/3.</w:t>
             </w:r>
           </w:p>
         </w:tc>
@@ -432,7 +611,7 @@
                 <w:color w:val="2D3748"/>
                 <w:sz w:val="19"/>
               </w:rPr>
-              <w:t>Verify dimensions and boundary conditions.</w:t>
+              <w:t>Number of fringes shifted when a transparent slab of thickness t is placed: N = ((μ - 1)t / λ).</w:t>
             </w:r>
           </w:p>
         </w:tc>
@@ -515,6 +694,160 @@
           <w:b/>
           <w:sz w:val="18"/>
         </w:rPr>
+        <w:t xml:space="preserve">[2024 Shift] Q#4 (MCQ): </w:t>
+      </w:r>
+      <w:r>
+        <w:rPr>
+          <w:sz w:val="18"/>
+        </w:rPr>
+        <w:t xml:space="preserve">"In Young's double slit experiment, an electron beam is used to produce interference fringes of width β_(1) . Now the electron beam is ..."  </w:t>
+      </w:r>
+      <w:r>
+        <w:rPr>
+          <w:b/>
+          <w:color w:val="2B6CB0"/>
+          <w:sz w:val="18"/>
+        </w:rPr>
+        <w:t>[Ans: N/A]</w:t>
+      </w:r>
+    </w:p>
+    <w:p>
+      <w:pPr>
+        <w:spacing w:after="120"/>
+      </w:pPr>
+    </w:p>
+    <w:p>
+      <w:pPr>
+        <w:pStyle w:val="Heading2"/>
+      </w:pPr>
+      <w:r>
+        <w:rPr>
+          <w:color w:val="2B6CB0"/>
+          <w:sz w:val="24"/>
+        </w:rPr>
+        <w:t>3.2 Diffraction &amp; Polarization (Brewster's &amp; Malus' Law) (Very High Yield — 15 PYQs)</w:t>
+      </w:r>
+    </w:p>
+    <w:p>
+      <w:r>
+        <w:rPr>
+          <w:b/>
+          <w:sz w:val="20"/>
+        </w:rPr>
+        <w:t xml:space="preserve">Core Principle: </w:t>
+      </w:r>
+      <w:r>
+        <w:rPr>
+          <w:sz w:val="20"/>
+        </w:rPr>
+        <w:t>Fraunhofer single-slit diffraction, width of central bright maximum, Brewster's angle, and Malus' intensity law for polarized light.</w:t>
+      </w:r>
+    </w:p>
+    <w:tbl>
+      <w:tblPr>
+        <w:tblW w:type="auto" w:w="0"/>
+        <w:jc w:val="center"/>
+        <w:tblLook w:firstColumn="1" w:firstRow="1" w:lastColumn="0" w:lastRow="0" w:noHBand="0" w:noVBand="1" w:val="04A0"/>
+      </w:tblPr>
+      <w:tblGrid>
+        <w:gridCol w:w="10080"/>
+      </w:tblGrid>
+      <w:tr>
+        <w:tc>
+          <w:tcPr>
+            <w:tcW w:type="dxa" w:w="10080"/>
+            <w:shd w:fill="FFF5F5"/>
+            <w:tcMar>
+              <w:top w:w="100" w:type="dxa"/>
+              <w:bottom w:w="100" w:type="dxa"/>
+              <w:left w:w="150" w:type="dxa"/>
+              <w:right w:w="150" w:type="dxa"/>
+            </w:tcMar>
+          </w:tcPr>
+          <w:p>
+            <w:r>
+              <w:rPr>
+                <w:b/>
+                <w:color w:val="C53030"/>
+                <w:sz w:val="19"/>
+              </w:rPr>
+              <w:t xml:space="preserve">⚠️ Common Trap / JEE Pitfall: </w:t>
+            </w:r>
+            <w:r>
+              <w:rPr>
+                <w:color w:val="2D3748"/>
+                <w:sz w:val="19"/>
+              </w:rPr>
+              <w:t>In single slit diffraction, minima occur at asinθ = nλ, whereas in YDSE interference, maxima occur at dsinθ = nλ!</w:t>
+            </w:r>
+          </w:p>
+        </w:tc>
+      </w:tr>
+    </w:tbl>
+    <w:tbl>
+      <w:tblPr>
+        <w:tblW w:type="auto" w:w="0"/>
+        <w:jc w:val="center"/>
+        <w:tblLook w:firstColumn="1" w:firstRow="1" w:lastColumn="0" w:lastRow="0" w:noHBand="0" w:noVBand="1" w:val="04A0"/>
+      </w:tblPr>
+      <w:tblGrid>
+        <w:gridCol w:w="10080"/>
+      </w:tblGrid>
+      <w:tr>
+        <w:tc>
+          <w:tcPr>
+            <w:tcW w:type="dxa" w:w="10080"/>
+            <w:shd w:fill="F0FFF4"/>
+            <w:tcMar>
+              <w:top w:w="100" w:type="dxa"/>
+              <w:bottom w:w="100" w:type="dxa"/>
+              <w:left w:w="150" w:type="dxa"/>
+              <w:right w:w="150" w:type="dxa"/>
+            </w:tcMar>
+          </w:tcPr>
+          <w:p>
+            <w:r>
+              <w:rPr>
+                <w:b/>
+                <w:color w:val="276749"/>
+                <w:sz w:val="19"/>
+              </w:rPr>
+              <w:t xml:space="preserve">💡 Speed Hack / Trick: </w:t>
+            </w:r>
+            <w:r>
+              <w:rPr>
+                <w:color w:val="2D3748"/>
+                <w:sz w:val="19"/>
+              </w:rPr>
+              <w:t>At Brewster's angle of incidence i_p, the reflected ray and refracted ray are mutually PERPENDICULAR (i_p + r = 90°).</w:t>
+            </w:r>
+          </w:p>
+        </w:tc>
+      </w:tr>
+    </w:tbl>
+    <w:p>
+      <w:pPr>
+        <w:spacing w:before="120" w:after="40"/>
+      </w:pPr>
+      <w:r>
+        <w:rPr>
+          <w:b/>
+          <w:color w:val="1A365D"/>
+          <w:sz w:val="19"/>
+        </w:rPr>
+        <w:t>Source PYQs testing this concept:</w:t>
+      </w:r>
+    </w:p>
+    <w:p>
+      <w:pPr>
+        <w:pStyle w:val="ListBullet"/>
+        <w:spacing w:after="40"/>
+      </w:pPr>
+      <w:r>
+        <w:rPr>
+          <w:b/>
+          <w:sz w:val="18"/>
+        </w:rPr>
         <w:t xml:space="preserve">[2024 Shift] Q#3 (MCQ): </w:t>
       </w:r>
       <w:r>
@@ -530,6 +863,60 @@
           <w:sz w:val="18"/>
         </w:rPr>
         <w:t>[Ans: B]</w:t>
+      </w:r>
+    </w:p>
+    <w:p>
+      <w:pPr>
+        <w:pStyle w:val="ListBullet"/>
+        <w:spacing w:after="40"/>
+      </w:pPr>
+      <w:r>
+        <w:rPr>
+          <w:b/>
+          <w:sz w:val="18"/>
+        </w:rPr>
+        <w:t xml:space="preserve">[2023 Shift] Q#1 (MCQ): </w:t>
+      </w:r>
+      <w:r>
+        <w:rPr>
+          <w:sz w:val="18"/>
+        </w:rPr>
+        <w:t xml:space="preserve">"When light propagates through a given homogeneous medium, the velocities of..."  </w:t>
+      </w:r>
+      <w:r>
+        <w:rPr>
+          <w:b/>
+          <w:color w:val="2B6CB0"/>
+          <w:sz w:val="18"/>
+        </w:rPr>
+        <w:t>[Ans: N/A]</w:t>
+      </w:r>
+    </w:p>
+    <w:p>
+      <w:pPr>
+        <w:pStyle w:val="ListBullet"/>
+        <w:spacing w:after="40"/>
+      </w:pPr>
+      <w:r>
+        <w:rPr>
+          <w:b/>
+          <w:sz w:val="18"/>
+        </w:rPr>
+        <w:t xml:space="preserve">[2023 Shift] Q#2 (MCQ): </w:t>
+      </w:r>
+      <w:r>
+        <w:rPr>
+          <w:sz w:val="18"/>
+        </w:rPr>
+        <w:t xml:space="preserve">"An unpolarised light of intensity I is passed through two polaroids kept one after the other with their planes parallel to each other. The..."  </w:t>
+      </w:r>
+      <w:r>
+        <w:rPr>
+          <w:b/>
+          <w:color w:val="2B6CB0"/>
+          <w:sz w:val="18"/>
+        </w:rPr>
+        <w:t>[Ans: N/A]</w:t>
       </w:r>
     </w:p>
     <w:p>
@@ -660,6 +1047,129 @@
               <w:t>Solution Analysis:</w:t>
               <w:br/>
               <w:t>For bright fringes or maxima in Young’s double slit experiment, the path difference must be an integral multiple of wavelength: dsinθ=nλ where n=0, ± 1, ± 2,... Since the maximum possible value of sinθ is 1 , |nλ| ≤ d Given, d=(5λ / 2) So, |n| ≤ (d / λ) |n| ≤ (5 / 2) |n| ≤ 2.5 But n must be an integer. So possible values of n are n=-2,-1,0,1,2 That gives total maxima: 5 So the correct option is: 5 Option A.</w:t>
+            </w:r>
+          </w:p>
+        </w:tc>
+      </w:tr>
+    </w:tbl>
+    <w:p>
+      <w:pPr>
+        <w:spacing w:after="120"/>
+      </w:pPr>
+    </w:p>
+    <w:p>
+      <w:pPr>
+        <w:spacing w:before="160" w:after="40"/>
+      </w:pPr>
+      <w:r>
+        <w:rPr>
+          <w:b/>
+          <w:color w:val="1A365D"/>
+          <w:sz w:val="22"/>
+        </w:rPr>
+        <w:t>Benchmark Problem 2: KCET 2024 (Q#3)</w:t>
+      </w:r>
+    </w:p>
+    <w:p>
+      <w:pPr>
+        <w:spacing w:after="80"/>
+      </w:pPr>
+      <w:r>
+        <w:rPr>
+          <w:sz w:val="20"/>
+        </w:rPr>
+        <w:t>Three polaroid sheets are co-axially placed as indicated in the diagram. Pass axes of the polaroids 2 and 3 make 30° and 90° with pass axis of polaroid sheet 1 . If I_(0) is the intensity of the incident unpolarised light entering sheet 1 , the intensity of the emergent light through sheet 3 is</w:t>
+      </w:r>
+    </w:p>
+    <w:p>
+      <w:pPr>
+        <w:pStyle w:val="ListBullet"/>
+        <w:spacing w:after="20"/>
+      </w:pPr>
+      <w:r>
+        <w:rPr>
+          <w:sz w:val="19"/>
+        </w:rPr>
+        <w:t>(A) zero</w:t>
+      </w:r>
+    </w:p>
+    <w:p>
+      <w:pPr>
+        <w:pStyle w:val="ListBullet"/>
+        <w:spacing w:after="20"/>
+      </w:pPr>
+      <w:r>
+        <w:rPr>
+          <w:b/>
+          <w:color w:val="276749"/>
+          <w:sz w:val="19"/>
+        </w:rPr>
+        <w:t>(B) \frac3I_(0)32</w:t>
+      </w:r>
+    </w:p>
+    <w:p>
+      <w:pPr>
+        <w:pStyle w:val="ListBullet"/>
+        <w:spacing w:after="20"/>
+      </w:pPr>
+      <w:r>
+        <w:rPr>
+          <w:sz w:val="19"/>
+        </w:rPr>
+        <w:t>(C) \frac3I_(0)8</w:t>
+      </w:r>
+    </w:p>
+    <w:p>
+      <w:pPr>
+        <w:pStyle w:val="ListBullet"/>
+        <w:spacing w:after="20"/>
+      </w:pPr>
+      <w:r>
+        <w:rPr>
+          <w:sz w:val="19"/>
+        </w:rPr>
+        <w:t>(D) \frac3I_(0)16</w:t>
+      </w:r>
+    </w:p>
+    <w:tbl>
+      <w:tblPr>
+        <w:tblW w:type="auto" w:w="0"/>
+        <w:jc w:val="center"/>
+        <w:tblLook w:firstColumn="1" w:firstRow="1" w:lastColumn="0" w:lastRow="0" w:noHBand="0" w:noVBand="1" w:val="04A0"/>
+      </w:tblPr>
+      <w:tblGrid>
+        <w:gridCol w:w="10080"/>
+      </w:tblGrid>
+      <w:tr>
+        <w:tc>
+          <w:tcPr>
+            <w:tcW w:type="dxa" w:w="10080"/>
+            <w:shd w:fill="F7FAFC"/>
+            <w:tcMar>
+              <w:top w:w="100" w:type="dxa"/>
+              <w:bottom w:w="100" w:type="dxa"/>
+              <w:left w:w="150" w:type="dxa"/>
+              <w:right w:w="150" w:type="dxa"/>
+            </w:tcMar>
+          </w:tcPr>
+          <w:p>
+            <w:r>
+              <w:rPr>
+                <w:b/>
+                <w:color w:val="1A365D"/>
+                <w:sz w:val="19"/>
+              </w:rPr>
+              <w:t>Correct Answer: B</w:t>
+              <w:br/>
+            </w:r>
+            <w:r>
+              <w:rPr>
+                <w:color w:val="2D3748"/>
+                <w:sz w:val="18"/>
+              </w:rPr>
+              <w:t>Solution Analysis:</w:t>
+              <w:br/>
+              <w:t>For unpolarised light falling on the first polaroid, the transmitted intensity becomes half. So after sheet 1 , I_(1)=\fracI_(0)2 Now the pass axis of sheet 2 makes an angle 30° with sheet 1 . Using Malus’ law, I_(2)=I_(1)cos^230° Since cos30°=\frac√(3)2 ⇒ cos^230°=(3 / 4) we get I_(2)=\fracI_(0)2 · (3 / 4)=\frac3I_(0)8 Now sheet 3 makes 90° with sheet 1 , while sheet 2 makes 30° with sheet 1 . So the angle between sheets 2 and 3 is 90°-30°=60° Again using Malus’ law, I_(3)=I_(2)cos^260° and cos60°=(1 / 2) ⇒ cos^260°=(1 / 4) Hence I_(3)=\frac3I_(0)8 · (1 / 4)=\frac3I_(0)32 So the intensity of emergent light through sheet 3 is \frac3I_(0)32 Option B is correct.</w:t>
             </w:r>
           </w:p>
         </w:tc>

--- a/data/exports/kcet-wave-optics_revision_notes.docx
+++ b/data/exports/kcet-wave-optics_revision_notes.docx
@@ -13,7 +13,7 @@
           <w:color w:val="1A365D"/>
           <w:sz w:val="44"/>
         </w:rPr>
-        <w:t>JEE MAIN REVISION MASTER: WAVE OPTICS 2026 1 QUESTIONS 1.67% WEIGHTAGE</w:t>
+        <w:t>JEE MAIN REVISION MASTER: WAVE OPTICS</w:t>
       </w:r>
     </w:p>
     <w:p>
@@ -251,10 +251,10 @@
             <w:r>
               <w:rPr>
                 <w:b/>
-                <w:color w:val="C53030"/>
+                <w:color w:val="2B6CB0"/>
                 <w:sz w:val="19"/>
               </w:rPr>
-              <w:t>Very High</w:t>
+              <w:t>High</w:t>
             </w:r>
           </w:p>
         </w:tc>
@@ -296,7 +296,7 @@
               <w:rPr>
                 <w:sz w:val="19"/>
               </w:rPr>
-              <w:t>15 PYQs</w:t>
+              <w:t>13 PYQs</w:t>
             </w:r>
           </w:p>
         </w:tc>
@@ -725,7 +725,7 @@
           <w:color w:val="2B6CB0"/>
           <w:sz w:val="24"/>
         </w:rPr>
-        <w:t>3.2 Diffraction &amp; Polarization (Brewster's &amp; Malus' Law) (Very High Yield — 15 PYQs)</w:t>
+        <w:t>3.2 Diffraction &amp; Polarization (Brewster's &amp; Malus' Law) (High Yield — 13 PYQs)</w:t>
       </w:r>
     </w:p>
     <w:p>
@@ -875,13 +875,13 @@
           <w:b/>
           <w:sz w:val="18"/>
         </w:rPr>
-        <w:t xml:space="preserve">[2023 Shift] Q#1 (MCQ): </w:t>
+        <w:t xml:space="preserve">[2023 Shift] Q#2 (MCQ): </w:t>
       </w:r>
       <w:r>
         <w:rPr>
           <w:sz w:val="18"/>
         </w:rPr>
-        <w:t xml:space="preserve">"When light propagates through a given homogeneous medium, the velocities of..."  </w:t>
+        <w:t xml:space="preserve">"An unpolarised light of intensity I is passed through two polaroids kept one after the other with their planes parallel to each other. The..."  </w:t>
       </w:r>
       <w:r>
         <w:rPr>
@@ -902,13 +902,13 @@
           <w:b/>
           <w:sz w:val="18"/>
         </w:rPr>
-        <w:t xml:space="preserve">[2023 Shift] Q#2 (MCQ): </w:t>
+        <w:t xml:space="preserve">[2022 Shift] Q#2 (MCQ): </w:t>
       </w:r>
       <w:r>
         <w:rPr>
           <w:sz w:val="18"/>
         </w:rPr>
-        <w:t xml:space="preserve">"An unpolarised light of intensity I is passed through two polaroids kept one after the other with their planes parallel to each other. The..."  </w:t>
+        <w:t xml:space="preserve">"In case of Fraunhoffer diffraction at a single slit, the diffraction pattern on the screen is correct for which of the following statements?..."  </w:t>
       </w:r>
       <w:r>
         <w:rPr>

--- a/data/exports/kcet-wave-optics_revision_notes.docx
+++ b/data/exports/kcet-wave-optics_revision_notes.docx
@@ -164,10 +164,10 @@
             <w:r>
               <w:rPr>
                 <w:b/>
-                <w:color w:val="C53030"/>
+                <w:color w:val="2B6CB0"/>
                 <w:sz w:val="19"/>
               </w:rPr>
-              <w:t>Very High</w:t>
+              <w:t>High</w:t>
             </w:r>
           </w:p>
         </w:tc>
@@ -189,7 +189,7 @@
                 <w:color w:val="2D3748"/>
                 <w:sz w:val="19"/>
               </w:rPr>
-              <w:t>Huygens' Principle &amp; Interference (YDSE)</w:t>
+              <w:t>Diffraction, Polarization &amp; Brewster's Law</w:t>
             </w:r>
           </w:p>
         </w:tc>
@@ -209,7 +209,7 @@
               <w:rPr>
                 <w:sz w:val="19"/>
               </w:rPr>
-              <w:t>15 PYQs</w:t>
+              <w:t>14 PYQs</w:t>
             </w:r>
           </w:p>
         </w:tc>
@@ -230,7 +230,7 @@
                 <w:color w:val="718096"/>
                 <w:sz w:val="19"/>
               </w:rPr>
-              <w:t>Interference</w:t>
+              <w:t>Diffraction &amp; Polarization</w:t>
             </w:r>
           </w:p>
         </w:tc>
@@ -276,7 +276,7 @@
                 <w:color w:val="2D3748"/>
                 <w:sz w:val="19"/>
               </w:rPr>
-              <w:t>Diffraction &amp; Polarization (Brewster's &amp; Malus' Law)</w:t>
+              <w:t>Interference of Light &amp; Young's Double Slit Experiment</w:t>
             </w:r>
           </w:p>
         </w:tc>
@@ -296,7 +296,7 @@
               <w:rPr>
                 <w:sz w:val="19"/>
               </w:rPr>
-              <w:t>13 PYQs</w:t>
+              <w:t>12 PYQs</w:t>
             </w:r>
           </w:p>
         </w:tc>
@@ -317,7 +317,7 @@
                 <w:color w:val="718096"/>
                 <w:sz w:val="19"/>
               </w:rPr>
-              <w:t>Diffraction &amp; Polarization</w:t>
+              <w:t>Interference</w:t>
             </w:r>
           </w:p>
         </w:tc>
@@ -417,7 +417,7 @@
                 <w:color w:val="1A365D"/>
                 <w:sz w:val="19"/>
               </w:rPr>
-              <w:t>Huygens' Principle &amp; Interference (YDSE)</w:t>
+              <w:t>Diffraction, Polarization &amp; Brewster's Law</w:t>
             </w:r>
           </w:p>
         </w:tc>
@@ -439,7 +439,7 @@
                 <w:color w:val="2D3748"/>
                 <w:sz w:val="19"/>
               </w:rPr>
-              <w:t>\Delta x = \frac{y d}{D}, \quad \beta = \frac{\lambda D}{d}, \quad I_{\text{max}} = (\sqrt{I_1} + \sqrt{I_2})^2, \quad \text{Shift due to slab} = \frac{(\mu - 1)t D}{d}</w:t>
+              <w:t>\text{Central Max Width: } \beta_0 = \frac{2\lambda D}{a}, \quad n = \tan i_p, \quad I = I_0 \\cos^2\\theta</w:t>
             </w:r>
           </w:p>
         </w:tc>
@@ -463,7 +463,7 @@
                 <w:color w:val="1A365D"/>
                 <w:sz w:val="19"/>
               </w:rPr>
-              <w:t>Diffraction &amp; Polarization (Brewster's &amp; Malus' Law)</w:t>
+              <w:t>Interference of Light &amp; Young's Double Slit Experiment</w:t>
             </w:r>
           </w:p>
         </w:tc>
@@ -485,7 +485,7 @@
                 <w:color w:val="2D3748"/>
                 <w:sz w:val="19"/>
               </w:rPr>
-              <w:t>a\sin\theta = n\lambda \text{ (minima)}, \quad \beta_0 = \frac{2\lambda D}{a} \text{ (central max)}, \quad I = I_0 \cos^2\theta \text{ (Malus)}, \quad \tan i_p = \mu \text{ (Brewster)}</w:t>
+              <w:t>\beta = \frac{\lambda D}{d}, \quad \frac{I_{\max}}{I_{\min}} = \left(\frac{a_1 + a_2}{a_1 - a_2}\right)^2, \quad \beta \propto \lambda</w:t>
             </w:r>
           </w:p>
         </w:tc>
@@ -517,7 +517,7 @@
           <w:color w:val="2B6CB0"/>
           <w:sz w:val="24"/>
         </w:rPr>
-        <w:t>3.1 Huygens' Principle &amp; Interference (YDSE) (Very High Yield — 15 PYQs)</w:t>
+        <w:t>3.1 Diffraction, Polarization &amp; Brewster's Law (High Yield — 14 PYQs)</w:t>
       </w:r>
     </w:p>
     <w:p>
@@ -532,7 +532,7 @@
         <w:rPr>
           <w:sz w:val="20"/>
         </w:rPr>
-        <w:t>Wavefront geometry, Young's double slit interference, fringe width β = λ D/d, and fringe shift on introducing thin mica sheet.</w:t>
+        <w:t>Single slit Fraunhofer diffraction: Minima condition asinθ = nλ. Width of central maximum β_0 = (2λ D / a) (twice the width of secondary maxima). Brewster's Law for polarization by reflection: n = tan i_p. At the Brewster angle, the reflected and refracted rays are mutually perpendicular (i_p + r = 90°). Malus' Law: I = I_0cos^2θ.</w:t>
       </w:r>
     </w:p>
     <w:tbl>
@@ -570,7 +570,7 @@
                 <w:color w:val="2D3748"/>
                 <w:sz w:val="19"/>
               </w:rPr>
-              <w:t>Fringe width β depends on wavelength (β \propto λ). If YDSE is immersed in water (μ = 4/3), fringe width decreases by factor of 4/3.</w:t>
+              <w:t>Diffraction occurs with sound and light, but POLARIZATION is unique to transverse waves (sound waves cannot be polarized!).</w:t>
             </w:r>
           </w:p>
         </w:tc>
@@ -611,7 +611,215 @@
                 <w:color w:val="2D3748"/>
                 <w:sz w:val="19"/>
               </w:rPr>
-              <w:t>Number of fringes shifted when a transparent slab of thickness t is placed: N = ((μ - 1)t / λ).</w:t>
+              <w:t>When unpolarized light of intensity I_0 passes through an ideal Polaroid, the transmitted intensity is ALWAYS exactly I_0/2, regardless of orientation.</w:t>
+            </w:r>
+          </w:p>
+        </w:tc>
+      </w:tr>
+    </w:tbl>
+    <w:p>
+      <w:pPr>
+        <w:spacing w:before="120" w:after="40"/>
+      </w:pPr>
+      <w:r>
+        <w:rPr>
+          <w:b/>
+          <w:color w:val="1A365D"/>
+          <w:sz w:val="19"/>
+        </w:rPr>
+        <w:t>Source PYQs testing this concept:</w:t>
+      </w:r>
+    </w:p>
+    <w:p>
+      <w:pPr>
+        <w:pStyle w:val="ListBullet"/>
+        <w:spacing w:after="40"/>
+      </w:pPr>
+      <w:r>
+        <w:rPr>
+          <w:b/>
+          <w:sz w:val="18"/>
+        </w:rPr>
+        <w:t xml:space="preserve">[2025 Shift] Q#2 (MCQ): </w:t>
+      </w:r>
+      <w:r>
+        <w:rPr>
+          <w:sz w:val="18"/>
+        </w:rPr>
+        <w:t xml:space="preserve">"IfABis incident plane wave front then refracted wave front in(n_(2)&gt;n_(1))..."  </w:t>
+      </w:r>
+      <w:r>
+        <w:rPr>
+          <w:b/>
+          <w:color w:val="2B6CB0"/>
+          <w:sz w:val="18"/>
+        </w:rPr>
+        <w:t>[Ans: N/A]</w:t>
+      </w:r>
+    </w:p>
+    <w:p>
+      <w:pPr>
+        <w:pStyle w:val="ListBullet"/>
+        <w:spacing w:after="40"/>
+      </w:pPr>
+      <w:r>
+        <w:rPr>
+          <w:b/>
+          <w:sz w:val="18"/>
+        </w:rPr>
+        <w:t xml:space="preserve">[2024 Shift] Q#3 (MCQ): </w:t>
+      </w:r>
+      <w:r>
+        <w:rPr>
+          <w:sz w:val="18"/>
+        </w:rPr>
+        <w:t xml:space="preserve">"Three polaroid sheets are co-axially placed as indicated in the diagram. Pass axes of the polaroids 2 and 3 make 30° and $90^{\circ..."  </w:t>
+      </w:r>
+      <w:r>
+        <w:rPr>
+          <w:b/>
+          <w:color w:val="2B6CB0"/>
+          <w:sz w:val="18"/>
+        </w:rPr>
+        <w:t>[Ans: B]</w:t>
+      </w:r>
+    </w:p>
+    <w:p>
+      <w:pPr>
+        <w:pStyle w:val="ListBullet"/>
+        <w:spacing w:after="40"/>
+      </w:pPr>
+      <w:r>
+        <w:rPr>
+          <w:b/>
+          <w:sz w:val="18"/>
+        </w:rPr>
+        <w:t xml:space="preserve">[2023 Shift] Q#1 (MCQ): </w:t>
+      </w:r>
+      <w:r>
+        <w:rPr>
+          <w:sz w:val="18"/>
+        </w:rPr>
+        <w:t xml:space="preserve">"When light propagates through a given homogeneous medium, the velocities of..."  </w:t>
+      </w:r>
+      <w:r>
+        <w:rPr>
+          <w:b/>
+          <w:color w:val="2B6CB0"/>
+          <w:sz w:val="18"/>
+        </w:rPr>
+        <w:t>[Ans: N/A]</w:t>
+      </w:r>
+    </w:p>
+    <w:p>
+      <w:pPr>
+        <w:spacing w:after="120"/>
+      </w:pPr>
+    </w:p>
+    <w:p>
+      <w:pPr>
+        <w:pStyle w:val="Heading2"/>
+      </w:pPr>
+      <w:r>
+        <w:rPr>
+          <w:color w:val="2B6CB0"/>
+          <w:sz w:val="24"/>
+        </w:rPr>
+        <w:t>3.2 Interference of Light &amp; Young's Double Slit Experiment (High Yield — 12 PYQs)</w:t>
+      </w:r>
+    </w:p>
+    <w:p>
+      <w:r>
+        <w:rPr>
+          <w:b/>
+          <w:sz w:val="20"/>
+        </w:rPr>
+        <w:t xml:space="preserve">Core Principle: </w:t>
+      </w:r>
+      <w:r>
+        <w:rPr>
+          <w:sz w:val="20"/>
+        </w:rPr>
+        <w:t>Conditions for interference: coherent sources (constant phase difference). Constructive interference: path difference Δ x = nλ, intensity I_(\max) = (√(I_1) + √(I_2))^2. Destructive interference: Δ x = (2n-1)(λ / 2), I_(\min) = (√(I_1) - √(I_2))^2. Fringe width β = (λ D / d).</w:t>
+      </w:r>
+    </w:p>
+    <w:tbl>
+      <w:tblPr>
+        <w:tblW w:type="auto" w:w="0"/>
+        <w:jc w:val="center"/>
+        <w:tblLook w:firstColumn="1" w:firstRow="1" w:lastColumn="0" w:lastRow="0" w:noHBand="0" w:noVBand="1" w:val="04A0"/>
+      </w:tblPr>
+      <w:tblGrid>
+        <w:gridCol w:w="10080"/>
+      </w:tblGrid>
+      <w:tr>
+        <w:tc>
+          <w:tcPr>
+            <w:tcW w:type="dxa" w:w="10080"/>
+            <w:shd w:fill="FFF5F5"/>
+            <w:tcMar>
+              <w:top w:w="100" w:type="dxa"/>
+              <w:bottom w:w="100" w:type="dxa"/>
+              <w:left w:w="150" w:type="dxa"/>
+              <w:right w:w="150" w:type="dxa"/>
+            </w:tcMar>
+          </w:tcPr>
+          <w:p>
+            <w:r>
+              <w:rPr>
+                <w:b/>
+                <w:color w:val="C53030"/>
+                <w:sz w:val="19"/>
+              </w:rPr>
+              <w:t xml:space="preserve">⚠️ Common Trap / JEE Pitfall: </w:t>
+            </w:r>
+            <w:r>
+              <w:rPr>
+                <w:color w:val="2D3748"/>
+                <w:sz w:val="19"/>
+              </w:rPr>
+              <w:t>If YDSE apparatus is immersed in water of refractive index n, fringe width decreases to β' = β/n because λ' = λ/n.</w:t>
+            </w:r>
+          </w:p>
+        </w:tc>
+      </w:tr>
+    </w:tbl>
+    <w:tbl>
+      <w:tblPr>
+        <w:tblW w:type="auto" w:w="0"/>
+        <w:jc w:val="center"/>
+        <w:tblLook w:firstColumn="1" w:firstRow="1" w:lastColumn="0" w:lastRow="0" w:noHBand="0" w:noVBand="1" w:val="04A0"/>
+      </w:tblPr>
+      <w:tblGrid>
+        <w:gridCol w:w="10080"/>
+      </w:tblGrid>
+      <w:tr>
+        <w:tc>
+          <w:tcPr>
+            <w:tcW w:type="dxa" w:w="10080"/>
+            <w:shd w:fill="F0FFF4"/>
+            <w:tcMar>
+              <w:top w:w="100" w:type="dxa"/>
+              <w:bottom w:w="100" w:type="dxa"/>
+              <w:left w:w="150" w:type="dxa"/>
+              <w:right w:w="150" w:type="dxa"/>
+            </w:tcMar>
+          </w:tcPr>
+          <w:p>
+            <w:r>
+              <w:rPr>
+                <w:b/>
+                <w:color w:val="276749"/>
+                <w:sz w:val="19"/>
+              </w:rPr>
+              <w:t xml:space="preserve">💡 Speed Hack / Trick: </w:t>
+            </w:r>
+            <w:r>
+              <w:rPr>
+                <w:color w:val="2D3748"/>
+                <w:sz w:val="19"/>
+              </w:rPr>
+              <w:t>If one slit of YDSE is covered with a transparent sheet of thickness t and refractive index μ, the entire fringe pattern shifts by y = (D / d)(μ - 1)t without changing fringe width.</w:t>
             </w:r>
           </w:p>
         </w:tc>
@@ -667,13 +875,13 @@
           <w:b/>
           <w:sz w:val="18"/>
         </w:rPr>
-        <w:t xml:space="preserve">[2025 Shift] Q#2 (MCQ): </w:t>
+        <w:t xml:space="preserve">[2024 Shift] Q#4 (MCQ): </w:t>
       </w:r>
       <w:r>
         <w:rPr>
           <w:sz w:val="18"/>
         </w:rPr>
-        <w:t xml:space="preserve">"IfABis incident plane wave front then refracted wave front in(n_(2)&gt;n_(1))..."  </w:t>
+        <w:t xml:space="preserve">"In Young's double slit experiment, an electron beam is used to produce interference fringes of width β_(1) . Now the electron beam is ..."  </w:t>
       </w:r>
       <w:r>
         <w:rPr>
@@ -694,221 +902,13 @@
           <w:b/>
           <w:sz w:val="18"/>
         </w:rPr>
-        <w:t xml:space="preserve">[2024 Shift] Q#4 (MCQ): </w:t>
+        <w:t xml:space="preserve">[2023 Shift] Q#3 (MCQ): </w:t>
       </w:r>
       <w:r>
         <w:rPr>
           <w:sz w:val="18"/>
         </w:rPr>
-        <w:t xml:space="preserve">"In Young's double slit experiment, an electron beam is used to produce interference fringes of width β_(1) . Now the electron beam is ..."  </w:t>
-      </w:r>
-      <w:r>
-        <w:rPr>
-          <w:b/>
-          <w:color w:val="2B6CB0"/>
-          <w:sz w:val="18"/>
-        </w:rPr>
-        <w:t>[Ans: N/A]</w:t>
-      </w:r>
-    </w:p>
-    <w:p>
-      <w:pPr>
-        <w:spacing w:after="120"/>
-      </w:pPr>
-    </w:p>
-    <w:p>
-      <w:pPr>
-        <w:pStyle w:val="Heading2"/>
-      </w:pPr>
-      <w:r>
-        <w:rPr>
-          <w:color w:val="2B6CB0"/>
-          <w:sz w:val="24"/>
-        </w:rPr>
-        <w:t>3.2 Diffraction &amp; Polarization (Brewster's &amp; Malus' Law) (High Yield — 13 PYQs)</w:t>
-      </w:r>
-    </w:p>
-    <w:p>
-      <w:r>
-        <w:rPr>
-          <w:b/>
-          <w:sz w:val="20"/>
-        </w:rPr>
-        <w:t xml:space="preserve">Core Principle: </w:t>
-      </w:r>
-      <w:r>
-        <w:rPr>
-          <w:sz w:val="20"/>
-        </w:rPr>
-        <w:t>Fraunhofer single-slit diffraction, width of central bright maximum, Brewster's angle, and Malus' intensity law for polarized light.</w:t>
-      </w:r>
-    </w:p>
-    <w:tbl>
-      <w:tblPr>
-        <w:tblW w:type="auto" w:w="0"/>
-        <w:jc w:val="center"/>
-        <w:tblLook w:firstColumn="1" w:firstRow="1" w:lastColumn="0" w:lastRow="0" w:noHBand="0" w:noVBand="1" w:val="04A0"/>
-      </w:tblPr>
-      <w:tblGrid>
-        <w:gridCol w:w="10080"/>
-      </w:tblGrid>
-      <w:tr>
-        <w:tc>
-          <w:tcPr>
-            <w:tcW w:type="dxa" w:w="10080"/>
-            <w:shd w:fill="FFF5F5"/>
-            <w:tcMar>
-              <w:top w:w="100" w:type="dxa"/>
-              <w:bottom w:w="100" w:type="dxa"/>
-              <w:left w:w="150" w:type="dxa"/>
-              <w:right w:w="150" w:type="dxa"/>
-            </w:tcMar>
-          </w:tcPr>
-          <w:p>
-            <w:r>
-              <w:rPr>
-                <w:b/>
-                <w:color w:val="C53030"/>
-                <w:sz w:val="19"/>
-              </w:rPr>
-              <w:t xml:space="preserve">⚠️ Common Trap / JEE Pitfall: </w:t>
-            </w:r>
-            <w:r>
-              <w:rPr>
-                <w:color w:val="2D3748"/>
-                <w:sz w:val="19"/>
-              </w:rPr>
-              <w:t>In single slit diffraction, minima occur at asinθ = nλ, whereas in YDSE interference, maxima occur at dsinθ = nλ!</w:t>
-            </w:r>
-          </w:p>
-        </w:tc>
-      </w:tr>
-    </w:tbl>
-    <w:tbl>
-      <w:tblPr>
-        <w:tblW w:type="auto" w:w="0"/>
-        <w:jc w:val="center"/>
-        <w:tblLook w:firstColumn="1" w:firstRow="1" w:lastColumn="0" w:lastRow="0" w:noHBand="0" w:noVBand="1" w:val="04A0"/>
-      </w:tblPr>
-      <w:tblGrid>
-        <w:gridCol w:w="10080"/>
-      </w:tblGrid>
-      <w:tr>
-        <w:tc>
-          <w:tcPr>
-            <w:tcW w:type="dxa" w:w="10080"/>
-            <w:shd w:fill="F0FFF4"/>
-            <w:tcMar>
-              <w:top w:w="100" w:type="dxa"/>
-              <w:bottom w:w="100" w:type="dxa"/>
-              <w:left w:w="150" w:type="dxa"/>
-              <w:right w:w="150" w:type="dxa"/>
-            </w:tcMar>
-          </w:tcPr>
-          <w:p>
-            <w:r>
-              <w:rPr>
-                <w:b/>
-                <w:color w:val="276749"/>
-                <w:sz w:val="19"/>
-              </w:rPr>
-              <w:t xml:space="preserve">💡 Speed Hack / Trick: </w:t>
-            </w:r>
-            <w:r>
-              <w:rPr>
-                <w:color w:val="2D3748"/>
-                <w:sz w:val="19"/>
-              </w:rPr>
-              <w:t>At Brewster's angle of incidence i_p, the reflected ray and refracted ray are mutually PERPENDICULAR (i_p + r = 90°).</w:t>
-            </w:r>
-          </w:p>
-        </w:tc>
-      </w:tr>
-    </w:tbl>
-    <w:p>
-      <w:pPr>
-        <w:spacing w:before="120" w:after="40"/>
-      </w:pPr>
-      <w:r>
-        <w:rPr>
-          <w:b/>
-          <w:color w:val="1A365D"/>
-          <w:sz w:val="19"/>
-        </w:rPr>
-        <w:t>Source PYQs testing this concept:</w:t>
-      </w:r>
-    </w:p>
-    <w:p>
-      <w:pPr>
-        <w:pStyle w:val="ListBullet"/>
-        <w:spacing w:after="40"/>
-      </w:pPr>
-      <w:r>
-        <w:rPr>
-          <w:b/>
-          <w:sz w:val="18"/>
-        </w:rPr>
-        <w:t xml:space="preserve">[2024 Shift] Q#3 (MCQ): </w:t>
-      </w:r>
-      <w:r>
-        <w:rPr>
-          <w:sz w:val="18"/>
-        </w:rPr>
-        <w:t xml:space="preserve">"Three polaroid sheets are co-axially placed as indicated in the diagram. Pass axes of the polaroids 2 and 3 make 30° and $90^{\circ..."  </w:t>
-      </w:r>
-      <w:r>
-        <w:rPr>
-          <w:b/>
-          <w:color w:val="2B6CB0"/>
-          <w:sz w:val="18"/>
-        </w:rPr>
-        <w:t>[Ans: B]</w:t>
-      </w:r>
-    </w:p>
-    <w:p>
-      <w:pPr>
-        <w:pStyle w:val="ListBullet"/>
-        <w:spacing w:after="40"/>
-      </w:pPr>
-      <w:r>
-        <w:rPr>
-          <w:b/>
-          <w:sz w:val="18"/>
-        </w:rPr>
-        <w:t xml:space="preserve">[2023 Shift] Q#2 (MCQ): </w:t>
-      </w:r>
-      <w:r>
-        <w:rPr>
-          <w:sz w:val="18"/>
-        </w:rPr>
-        <w:t xml:space="preserve">"An unpolarised light of intensity I is passed through two polaroids kept one after the other with their planes parallel to each other. The..."  </w:t>
-      </w:r>
-      <w:r>
-        <w:rPr>
-          <w:b/>
-          <w:color w:val="2B6CB0"/>
-          <w:sz w:val="18"/>
-        </w:rPr>
-        <w:t>[Ans: N/A]</w:t>
-      </w:r>
-    </w:p>
-    <w:p>
-      <w:pPr>
-        <w:pStyle w:val="ListBullet"/>
-        <w:spacing w:after="40"/>
-      </w:pPr>
-      <w:r>
-        <w:rPr>
-          <w:b/>
-          <w:sz w:val="18"/>
-        </w:rPr>
-        <w:t xml:space="preserve">[2022 Shift] Q#2 (MCQ): </w:t>
-      </w:r>
-      <w:r>
-        <w:rPr>
-          <w:sz w:val="18"/>
-        </w:rPr>
-        <w:t xml:space="preserve">"In case of Fraunhoffer diffraction at a single slit, the diffraction pattern on the screen is correct for which of the following statements?..."  </w:t>
+        <w:t xml:space="preserve">"In the Young's double slit experiment, the intensity of light passing through each of the two double slits is 2 × 10^-2Wm^-2 . Th..."  </w:t>
       </w:r>
       <w:r>
         <w:rPr>
